--- a/Docs/Sprint09/Sprint_Planning_S9.docx
+++ b/Docs/Sprint09/Sprint_Planning_S9.docx
@@ -509,16 +509,7 @@
           <w:szCs w:val="24"/>
           <w:lang w:val="vi-VN"/>
         </w:rPr>
-        <w:t xml:space="preserve">Xuất ra bảng chi phí khám </w:t>
-      </w:r>
-      <w:r>
-        <w:rPr>
-          <w:rFonts w:ascii="Times New Roman" w:eastAsia="Times New Roman" w:hAnsi="Times New Roman" w:cs="Times New Roman"/>
-          <w:sz w:val="24"/>
-          <w:szCs w:val="24"/>
-          <w:lang w:val="vi-VN"/>
-        </w:rPr>
-        <w:t>bệnh.</w:t>
+        <w:t>Xuất ra bảng chi phí khám bệnh.</w:t>
       </w:r>
     </w:p>
     <w:p>
@@ -1461,7 +1452,34 @@
                 <w:szCs w:val="24"/>
                 <w:lang w:val="vi-VN"/>
               </w:rPr>
-              <w:t>31/10/2025</w:t>
+              <w:t>8</w:t>
+            </w:r>
+            <w:r>
+              <w:rPr>
+                <w:rFonts w:ascii="Times New Roman" w:eastAsia="Times New Roman" w:hAnsi="Times New Roman" w:cs="Times New Roman"/>
+                <w:sz w:val="24"/>
+                <w:szCs w:val="24"/>
+                <w:lang w:val="vi-VN"/>
+              </w:rPr>
+              <w:t>/</w:t>
+            </w:r>
+            <w:r>
+              <w:rPr>
+                <w:rFonts w:ascii="Times New Roman" w:eastAsia="Times New Roman" w:hAnsi="Times New Roman" w:cs="Times New Roman"/>
+                <w:sz w:val="24"/>
+                <w:szCs w:val="24"/>
+                <w:lang w:val="vi-VN"/>
+              </w:rPr>
+              <w:t>11</w:t>
+            </w:r>
+            <w:r>
+              <w:rPr>
+                <w:rFonts w:ascii="Times New Roman" w:eastAsia="Times New Roman" w:hAnsi="Times New Roman" w:cs="Times New Roman"/>
+                <w:sz w:val="24"/>
+                <w:szCs w:val="24"/>
+                <w:lang w:val="vi-VN"/>
+              </w:rPr>
+              <w:t>/2025</w:t>
             </w:r>
           </w:p>
         </w:tc>
@@ -1591,7 +1609,7 @@
                 <w:szCs w:val="24"/>
                 <w:lang w:val="vi-VN"/>
               </w:rPr>
-              <w:t>31/10/2025</w:t>
+              <w:t>8/11/2025</w:t>
             </w:r>
           </w:p>
         </w:tc>
@@ -1721,7 +1739,7 @@
                 <w:szCs w:val="24"/>
                 <w:lang w:val="vi-VN"/>
               </w:rPr>
-              <w:t>31/10/2025</w:t>
+              <w:t>8/11/2025</w:t>
             </w:r>
           </w:p>
         </w:tc>
@@ -1866,7 +1884,7 @@
                 <w:szCs w:val="24"/>
                 <w:lang w:val="vi-VN"/>
               </w:rPr>
-              <w:t>31/10/2025</w:t>
+              <w:t>8/11/2025</w:t>
             </w:r>
           </w:p>
         </w:tc>
